--- a/docs/USAGE_GUIDE.docx
+++ b/docs/USAGE_GUIDE.docx
@@ -98,7 +98,7 @@
           <w:b w:val="0"/>
           <w:i w:val="0"/>
         </w:rPr>
-        <w:t>AWS DMS extracts data from the source to Amazon S3 as CSV. AWS Glue jobs load the data into Aurora DSQL, validate it, and continuously apply subsequent changes. AWS Step Functions orchestrates the workflow. One state machine manages one DMS task, so migrations run and cut over independently of one another.</w:t>
+        <w:t>AWS DMS extracts data from the source to Amazon S3 as CSV. AWS Glue jobs load the data into Aurora DSQL, validate it, and continuously apply subsequent changes. Two AWS Step Functions state machines, startup and cutover, orchestrate every task: you start them with the task's ARN, and each task gets its own folder, AWS Glue jobs and CDC run, so migrations run and cut over independently of one another.</w:t>
       </w:r>
     </w:p>
     <w:tbl>
@@ -257,7 +257,7 @@
         <w:t xml:space="preserve">The validation job </w:t>
       </w:r>
       <w:r>
-        <w:t>confirms the load by comparing row counts and content checksums between source and target.</w:t>
+        <w:t>compares, per key range, row counts and a content check of every column chosen from the column's Aurora DSQL type, and fails rather than skipping any table.</w:t>
       </w:r>
     </w:p>
     <w:p>
@@ -285,7 +285,7 @@
         <w:t xml:space="preserve">AWS Step Functions </w:t>
       </w:r>
       <w:r>
-        <w:t>starts AWS DMS, resolves endpoint settings, creates the AWS Glue jobs, runs load and validation, resumes CDC, and performs cutover — one state machine per DMS task.</w:t>
+        <w:t>runs every task through two shared state machines, startup and cutover, each started with the task's ARN. Startup checks the task, starts AWS DMS, creates the AWS Glue jobs, runs load and validation, resumes CDC and confirms the CDC job started; cutover stops it all and cleans up.</w:t>
       </w:r>
     </w:p>
     <w:p>
@@ -326,7 +326,7 @@
         <w:pStyle w:val="ListBullet"/>
       </w:pPr>
       <w:r>
-        <w:t>A single-column primary key on each table where possible, for efficient CDC apply and content validation.</w:t>
+        <w:t>A single-column primary key on each table where possible. Tables with a multi-column primary key are not applied by the CDC job; they need a separate CDC process (see the Considerations and Limitations guide).</w:t>
       </w:r>
     </w:p>
     <w:p>
@@ -358,7 +358,7 @@
         <w:pStyle w:val="ListBullet"/>
       </w:pPr>
       <w:r>
-        <w:t>A table mapping that lowercases schema, table, and column names so target paths and columns match the Aurora DSQL target.</w:t>
+        <w:t>A table mapping that lowercases column names. Schema and table names can stay in any case: list each table in the task's table manifest as AWS DMS writes it (after any schema rename), and the pipeline finds its folder.</w:t>
       </w:r>
     </w:p>
     <w:p>
@@ -455,7 +455,7 @@
           <w:b w:val="0"/>
           <w:i w:val="0"/>
         </w:rPr>
-        <w:t>The pipeline uses a single S3 bucket with a fixed folder layout. You choose the bucket name and a short suffix per task; the folder names are referenced by the templates and do not change.</w:t>
+        <w:t>The pipeline uses a single S3 bucket with a fixed folder layout. You choose the bucket name; each task's folder and AWS Glue job names come from its AWS DMS task name. The folder names are referenced by the templates and do not change.</w:t>
       </w:r>
     </w:p>
     <w:tbl>
@@ -503,7 +503,7 @@
                 <w:color w:val="1A1A1A"/>
                 <w:sz w:val="18"/>
               </w:rPr>
-              <w:t xml:space="preserve">  scripts/            The four AWS Glue job scripts</w:t>
+              <w:t xml:space="preserve">  scripts/                    The four AWS Glue job scripts</w:t>
             </w:r>
           </w:p>
           <w:p>
@@ -516,7 +516,7 @@
                 <w:color w:val="1A1A1A"/>
                 <w:sz w:val="18"/>
               </w:rPr>
-              <w:t xml:space="preserve">  glue-templates/     The AWS Glue job-definition templates</w:t>
+              <w:t xml:space="preserve">  glue-templates/             The AWS Glue job-definition templates</w:t>
             </w:r>
           </w:p>
           <w:p>
@@ -529,7 +529,7 @@
                 <w:color w:val="1A1A1A"/>
                 <w:sz w:val="18"/>
               </w:rPr>
-              <w:t xml:space="preserve">  driver-fullload/    Aurora DSQL driver packages for the Spark load and discovery jobs</w:t>
+              <w:t xml:space="preserve">  driver-fullload/            Aurora DSQL driver packages (Spark discovery and load jobs)</w:t>
             </w:r>
           </w:p>
           <w:p>
@@ -542,7 +542,7 @@
                 <w:color w:val="1A1A1A"/>
                 <w:sz w:val="18"/>
               </w:rPr>
-              <w:t xml:space="preserve">  driver-validation/  Aurora DSQL driver packages for the Spark validation job</w:t>
+              <w:t xml:space="preserve">  driver-validation/          Aurora DSQL driver packages (Spark validation job)</w:t>
             </w:r>
           </w:p>
           <w:p>
@@ -555,7 +555,7 @@
                 <w:color w:val="1A1A1A"/>
                 <w:sz w:val="18"/>
               </w:rPr>
-              <w:t xml:space="preserve">  driver-cdc/         Aurora DSQL driver packages plus a current AWS SDK for the CDC job</w:t>
+              <w:t xml:space="preserve">  driver-cdc/                 Aurora DSQL driver packages plus a current AWS SDK (CDC job)</w:t>
             </w:r>
           </w:p>
           <w:p>
@@ -568,7 +568,7 @@
                 <w:color w:val="1A1A1A"/>
                 <w:sz w:val="18"/>
               </w:rPr>
-              <w:t xml:space="preserve">  cdc/                AWS DMS writes migration output here</w:t>
+              <w:t xml:space="preserve">  &lt;schema&gt;/&lt;table&gt;/           AWS DMS output (under the endpoint's BucketFolder, if set)</w:t>
             </w:r>
           </w:p>
           <w:p>
@@ -581,7 +581,20 @@
                 <w:color w:val="1A1A1A"/>
                 <w:sz w:val="18"/>
               </w:rPr>
-              <w:t xml:space="preserve">  config/_task/&lt;suffix&gt;/  The per-task table manifest and generated metadata</w:t>
+              <w:t xml:space="preserve">  config/pipeline.json        Settings shared by every task</w:t>
+            </w:r>
+          </w:p>
+          <w:p>
+            <w:pPr>
+              <w:spacing w:after="0" w:line="240" w:lineRule="auto"/>
+            </w:pPr>
+            <w:r>
+              <w:rPr>
+                <w:rFonts w:ascii="Consolas" w:hAnsi="Consolas"/>
+                <w:color w:val="1A1A1A"/>
+                <w:sz w:val="18"/>
+              </w:rPr>
+              <w:t xml:space="preserve">  config/_task/&lt;task name&gt;/   The task's table manifest and generated metadata</w:t>
             </w:r>
           </w:p>
         </w:tc>
@@ -637,7 +650,7 @@
               <w:rPr>
                 <w:sz w:val="19"/>
               </w:rPr>
-              <w:t>The Spark jobs (discovery, load, validation) receive Aurora DSQL driver packages and a current AWS SDK through the appropriate Glue mechanism for Spark jobs. The CDC job runs as a Python shell job and receives the driver packages together with a current AWS SDK that supports Aurora DSQL. Keeping the packages in separate folders ensures each job type receives exactly what it needs.</w:t>
+              <w:t>The Spark jobs (discovery, load, validation) load the Aurora DSQL driver packages from their folders directly. The CDC job runs as a Python shell job, which installs its packages: before AWS DMS starts, the startup workflow checks the driver-cdc/ packages for the job's Python version and writes install-ready copies to driver-cdc-prepared/. If they can't be used, the CDC job runs as a Spark job. Keep AWS SDK packages out of the two Spark folders; they break the Spark jobs.</w:t>
             </w:r>
           </w:p>
         </w:tc>
@@ -710,7 +723,7 @@
                 <w:color w:val="1A1A1A"/>
                 <w:sz w:val="18"/>
               </w:rPr>
-              <w:t>aws s3 cp scripts/         s3://&lt;bucket&gt;/scripts/          --recursive</w:t>
+              <w:t>aws s3 cp scripts/         s3://&lt;bucket&gt;/scripts/         --recursive</w:t>
             </w:r>
           </w:p>
           <w:p>
@@ -723,7 +736,7 @@
                 <w:color w:val="1A1A1A"/>
                 <w:sz w:val="18"/>
               </w:rPr>
-              <w:t>aws s3 cp glue-templates/  s3://&lt;bucket&gt;/glue-templates/   --recursive</w:t>
+              <w:t>aws s3 cp glue-templates/  s3://&lt;bucket&gt;/glue-templates/  --recursive</w:t>
             </w:r>
           </w:p>
           <w:p>
@@ -736,7 +749,7 @@
                 <w:color w:val="1A1A1A"/>
                 <w:sz w:val="18"/>
               </w:rPr>
-              <w:t># Driver packages (staged once from a trusted source)</w:t>
+              <w:t># Driver packages (staged once from a trusted source; the RUNBOOK lists the exact downloads)</w:t>
             </w:r>
           </w:p>
           <w:p>
@@ -749,7 +762,7 @@
                 <w:color w:val="1A1A1A"/>
                 <w:sz w:val="18"/>
               </w:rPr>
-              <w:t>aws s3 cp &lt;drivers&gt;/       s3://&lt;bucket&gt;/driver-fullload/   --recursive</w:t>
+              <w:t>aws s3 cp &lt;spark-drivers&gt;/ s3://&lt;bucket&gt;/driver-fullload/   --recursive</w:t>
             </w:r>
           </w:p>
           <w:p>
@@ -762,7 +775,7 @@
                 <w:color w:val="1A1A1A"/>
                 <w:sz w:val="18"/>
               </w:rPr>
-              <w:t>aws s3 cp &lt;drivers&gt;/       s3://&lt;bucket&gt;/driver-validation/ --recursive</w:t>
+              <w:t>aws s3 cp &lt;spark-drivers&gt;/ s3://&lt;bucket&gt;/driver-validation/ --recursive</w:t>
             </w:r>
           </w:p>
           <w:p>
@@ -775,7 +788,33 @@
                 <w:color w:val="1A1A1A"/>
                 <w:sz w:val="18"/>
               </w:rPr>
-              <w:t>aws s3 cp &lt;drivers+sdk&gt;/   s3://&lt;bucket&gt;/driver-cdc/         --recursive</w:t>
+              <w:t>aws s3 cp &lt;cdc-drivers&gt;/   s3://&lt;bucket&gt;/driver-cdc/        --recursive</w:t>
+            </w:r>
+          </w:p>
+          <w:p>
+            <w:pPr>
+              <w:spacing w:after="0" w:line="240" w:lineRule="auto"/>
+            </w:pPr>
+            <w:r>
+              <w:rPr>
+                <w:rFonts w:ascii="Consolas" w:hAnsi="Consolas"/>
+                <w:color w:val="1A1A1A"/>
+                <w:sz w:val="18"/>
+              </w:rPr>
+              <w:t># Settings shared by every task</w:t>
+            </w:r>
+          </w:p>
+          <w:p>
+            <w:pPr>
+              <w:spacing w:after="0" w:line="240" w:lineRule="auto"/>
+            </w:pPr>
+            <w:r>
+              <w:rPr>
+                <w:rFonts w:ascii="Consolas" w:hAnsi="Consolas"/>
+                <w:color w:val="1A1A1A"/>
+                <w:sz w:val="18"/>
+              </w:rPr>
+              <w:t>aws s3 cp pipeline.json s3://&lt;bucket&gt;/config/pipeline.json</w:t>
             </w:r>
           </w:p>
           <w:p>
@@ -801,7 +840,7 @@
                 <w:color w:val="1A1A1A"/>
                 <w:sz w:val="18"/>
               </w:rPr>
-              <w:t>aws s3 cp table_manifest.csv s3://&lt;bucket&gt;/config/_task/&lt;suffix&gt;/table_manifest.csv</w:t>
+              <w:t>aws s3 cp table_manifest.csv s3://&lt;bucket&gt;/config/_task/&lt;task name&gt;/table_manifest.csv</w:t>
             </w:r>
           </w:p>
         </w:tc>
@@ -826,7 +865,7 @@
           <w:b w:val="0"/>
           <w:i w:val="0"/>
         </w:rPr>
-        <w:t>Create the AWS Glue, AWS Lambda, and AWS Step Functions execution roles from the policy documents provided, substituting your account, Region, bucket, and cluster values.</w:t>
+        <w:t>Fill in your account, Region, bucket, Aurora DSQL cluster and project values in the policy documents first, then create the AWS Glue, AWS Lambda, and AWS Step Functions execution roles from them.</w:t>
       </w:r>
     </w:p>
     <w:p>
@@ -924,7 +963,7 @@
               <w:rPr>
                 <w:sz w:val="18"/>
               </w:rPr>
-              <w:t>Reads the AWS DMS S3 target endpoint settings and derives the output location, timestamp column, and related settings for the run.</w:t>
+              <w:t>Reads the shared settings (config/pipeline.json), the AWS DMS task and its S3 target endpoint, works out the task's folder and job names, and checks the task before AWS DMS starts.</w:t>
             </w:r>
           </w:p>
         </w:tc>
@@ -956,7 +995,7 @@
               <w:rPr>
                 <w:sz w:val="18"/>
               </w:rPr>
-              <w:t>Lists the driver packages in a driver folder for the corresponding Glue job.</w:t>
+              <w:t>Lists the driver packages for each Glue job type. For the CDC job it also checks them for the job's Python version and prepares install-ready copies.</w:t>
             </w:r>
           </w:p>
         </w:tc>
@@ -986,7 +1025,7 @@
               <w:rPr>
                 <w:sz w:val="18"/>
               </w:rPr>
-              <w:t>Creates or updates the task's AWS Glue jobs from the templates.</w:t>
+              <w:t>Creates or updates the task's AWS Glue jobs from the templates, re-creates the CDC job as a Spark job if its drivers fail, and deletes the jobs at cutover.</w:t>
             </w:r>
           </w:p>
         </w:tc>
@@ -1115,6 +1154,36 @@
           </w:p>
         </w:tc>
       </w:tr>
+      <w:tr>
+        <w:tc>
+          <w:tcPr>
+            <w:tcW w:type="dxa" w:w="4320"/>
+          </w:tcPr>
+          <w:p>
+            <w:r/>
+            <w:r>
+              <w:rPr>
+                <w:sz w:val="18"/>
+              </w:rPr>
+              <w:t>preflight_tasks</w:t>
+            </w:r>
+          </w:p>
+        </w:tc>
+        <w:tc>
+          <w:tcPr>
+            <w:tcW w:type="dxa" w:w="4320"/>
+          </w:tcPr>
+          <w:p>
+            <w:r/>
+            <w:r>
+              <w:rPr>
+                <w:sz w:val="18"/>
+              </w:rPr>
+              <w:t>Optional, for the fleet launcher: checks every task in a list before starting them all.</w:t>
+            </w:r>
+          </w:p>
+        </w:tc>
+      </w:tr>
     </w:tbl>
     <w:p>
       <w:pPr>
@@ -1135,7 +1204,7 @@
           <w:b w:val="0"/>
           <w:i w:val="0"/>
         </w:rPr>
-        <w:t>Create a startup state machine and a cutover state machine for each DMS task, substituting the task ARN, the task suffix, the configuration prefix, and the function ARNs. Because each task has its own state machines, tasks run, fail, resume, and cut over independently.</w:t>
+        <w:t>Create one startup and one cutover state machine, shared by every AWS DMS task, filling in the bucket and the function ARNs. Each run is started with one task's ARN and works in that task's own folder and AWS Glue jobs, so tasks run, fail, resume, and cut over independently. Optional fleet state machines start or cut over many tasks from one list (see docs/FLEET_LAUNCHER.md).</w:t>
       </w:r>
     </w:p>
     <w:p>
@@ -1152,7 +1221,7 @@
           <w:b w:val="0"/>
           <w:i w:val="0"/>
         </w:rPr>
-        <w:t>Start the startup state machine for the task:</w:t>
+        <w:t>Start the startup state machine with the task's ARN:</w:t>
       </w:r>
     </w:p>
     <w:tbl>
@@ -1213,7 +1282,20 @@
                 <w:color w:val="1A1A1A"/>
                 <w:sz w:val="18"/>
               </w:rPr>
-              <w:t xml:space="preserve">  --name run-$(date +%Y%m%d-%H%M%S)</w:t>
+              <w:t xml:space="preserve">  --name &lt;task name&gt;-$(date +%Y%m%d-%H%M%S) \</w:t>
+            </w:r>
+          </w:p>
+          <w:p>
+            <w:pPr>
+              <w:spacing w:after="0" w:line="240" w:lineRule="auto"/>
+            </w:pPr>
+            <w:r>
+              <w:rPr>
+                <w:rFonts w:ascii="Consolas" w:hAnsi="Consolas"/>
+                <w:color w:val="1A1A1A"/>
+                <w:sz w:val="18"/>
+              </w:rPr>
+              <w:t xml:space="preserve">  --input '{"taskArn": "&lt;AWS DMS task ARN&gt;"}'</w:t>
             </w:r>
           </w:p>
         </w:tc>
@@ -1238,7 +1320,7 @@
         <w:pStyle w:val="ListNumber"/>
       </w:pPr>
       <w:r>
-        <w:t>Starts the AWS DMS task and waits for the full load and cached changes to complete.</w:t>
+        <w:t>Reads the shared settings and the AWS DMS task, works out the task's folder and job names, and checks the task and its S3 target endpoint before anything starts.</w:t>
       </w:r>
     </w:p>
     <w:p>
@@ -1246,7 +1328,7 @@
         <w:pStyle w:val="ListNumber"/>
       </w:pPr>
       <w:r>
-        <w:t>Reads the S3 target endpoint settings and derives the run configuration.</w:t>
+        <w:t>Checks the driver packages for each Glue job type. If the CDC packages can't be used, the CDC job is built as a Spark job instead.</w:t>
       </w:r>
     </w:p>
     <w:p>
@@ -1254,7 +1336,7 @@
         <w:pStyle w:val="ListNumber"/>
       </w:pPr>
       <w:r>
-        <w:t>Lists the driver packages for each Glue job type.</w:t>
+        <w:t>Starts the AWS DMS task and waits for the full load and cached changes to complete.</w:t>
       </w:r>
     </w:p>
     <w:p>
@@ -1278,7 +1360,7 @@
         <w:pStyle w:val="ListNumber"/>
       </w:pPr>
       <w:r>
-        <w:t>Runs the load and validation jobs in parallel groups.</w:t>
+        <w:t>Runs the load and validation jobs per table group. If any group fails, the run stops without resuming AWS DMS.</w:t>
       </w:r>
     </w:p>
     <w:p>
@@ -1294,7 +1376,7 @@
         <w:pStyle w:val="ListNumber"/>
       </w:pPr>
       <w:r>
-        <w:t>Starts the continuous CDC job.</w:t>
+        <w:t>Starts the continuous CDC job and confirms it started. If it fails installing its drivers, the job is re-created as a Spark job and started again.</w:t>
       </w:r>
     </w:p>
     <w:tbl>
@@ -1342,7 +1424,7 @@
               <w:rPr>
                 <w:sz w:val="19"/>
               </w:rPr>
-              <w:t>Start the state machine again. Each stage skips work that is already complete, and job creation is idempotent, so a rerun continues from where the previous run stopped.</w:t>
+              <w:t>Start a new execution with the same input. Each stage skips work that is already complete, and job creation is idempotent, so the rerun continues from where the previous run stopped.</w:t>
             </w:r>
           </w:p>
         </w:tc>
@@ -2084,7 +2166,7 @@
               <w:rPr>
                 <w:sz w:val="18"/>
               </w:rPr>
-              <w:t>If you intend to drop the column, drop it on the Aurora DSQL target. If a table pauses, resolve the change-data mismatch and clear the table's control record (cdc_status) to resume.</w:t>
+              <w:t>If you intend to drop the column, drop it on the Aurora DSQL target. If a table pauses, resolve the change-data mismatch, then set the table's status back to active: UPDATE cdc_control.cdc_status SET status = 'active' WHERE table_name = '&lt;schema&gt;.&lt;table&gt;'. Never delete the row: the job would apply every change file again.</w:t>
             </w:r>
           </w:p>
         </w:tc>
@@ -2246,7 +2328,7 @@
               <w:rPr>
                 <w:sz w:val="18"/>
               </w:rPr>
-              <w:t>Per-table status (active, idle, or paused), the high-water position, and the current file and offset.</w:t>
+              <w:t>Per-table status (active, idle, or blocked), the high-water position, and the current file and offset.</w:t>
             </w:r>
           </w:p>
         </w:tc>
@@ -2514,7 +2596,7 @@
           <w:b w:val="0"/>
           <w:i w:val="0"/>
         </w:rPr>
-        <w:t>The validation job writes a report to Amazon S3 that records, per table, whether the load matched. AWS Glue job logs are available in Amazon CloudWatch Logs, and AWS DMS per-table statistics are available through the AWS DMS console and API.</w:t>
+        <w:t>The validation job writes a report to Amazon S3 for each table group that records, per table, whether the load matched and, for any difference, the column, the check and both values. AWS Glue job logs are available in Amazon CloudWatch Logs, and AWS DMS per-table statistics are available through the AWS DMS console and API.</w:t>
       </w:r>
     </w:p>
     <w:p>
@@ -2531,7 +2613,7 @@
           <w:b w:val="0"/>
           <w:i w:val="0"/>
         </w:rPr>
-        <w:t>When CDC has caught up — all tables report idle and source and target row counts agree — run the cutover state machine for the task. It confirms that the latest CDC output has been applied, stops the CDC job, and removes the CDC tracking column. After cutover completes, stop the AWS DMS task and repoint the application to Aurora DSQL. Other tasks are unaffected.</w:t>
+        <w:t>When CDC has caught up, with all tables idle and source and target row counts in agreement, start the cutover state machine with the task's ARN. It stops the AWS DMS task, confirms that the latest CDC output has been applied, stops the CDC job, removes the CDC tracking column and deletes the task's AWS Glue jobs. Then repoint the application to Aurora DSQL. Other tasks are unaffected.</w:t>
       </w:r>
     </w:p>
     <w:p>
@@ -2620,7 +2702,7 @@
               <w:rPr>
                 <w:sz w:val="18"/>
               </w:rPr>
-              <w:t>Remove the stale load-status file for the task and rerun the load job.</w:t>
+              <w:t>Remove the task's stale per-group load status (aws s3 rm s3://&lt;bucket&gt;/config/_task/&lt;task name&gt;/_orchestrator/ --recursive) and start the task again. If discovery found no AWS DMS folder for any table it now fails instead and lists the folders it found: correct the table manifest.</w:t>
             </w:r>
           </w:p>
         </w:tc>
@@ -2652,7 +2734,7 @@
               <w:rPr>
                 <w:sz w:val="18"/>
               </w:rPr>
-              <w:t>Confirm the CDC driver folder contains a current AWS SDK and that the CDC job references that folder.</w:t>
+              <w:t>Check the network: the job's Glue connection must reach the Aurora DSQL endpoint. Driver problems (a package that fails to install, or PyPI unreachable) are handled by the startup workflow, which re-creates the CDC job as a Spark job.</w:t>
             </w:r>
           </w:p>
         </w:tc>
@@ -2714,7 +2796,7 @@
               <w:rPr>
                 <w:sz w:val="18"/>
               </w:rPr>
-              <w:t>If you dropped the column intentionally, drop it on the target as well. Otherwise correct the change-data mapping, then clear the table's control record (cdc_status) to resume.</w:t>
+              <w:t>If you dropped the column intentionally, drop it on the target as well. Otherwise correct the change-data mapping, then set the table's status back to active: UPDATE cdc_control.cdc_status SET status = 'active' WHERE table_name = '&lt;schema&gt;.&lt;table&gt;'. Never delete the row: the job would apply every change file again.</w:t>
             </w:r>
           </w:p>
         </w:tc>
@@ -2745,6 +2827,66 @@
                 <w:sz w:val="18"/>
               </w:rPr>
               <w:t>Change the target column type and re-apply the affected rows.</w:t>
+            </w:r>
+          </w:p>
+        </w:tc>
+      </w:tr>
+      <w:tr>
+        <w:tc>
+          <w:tcPr>
+            <w:tcW w:type="dxa" w:w="4320"/>
+          </w:tcPr>
+          <w:p>
+            <w:r/>
+            <w:r>
+              <w:rPr>
+                <w:sz w:val="18"/>
+              </w:rPr>
+              <w:t>Validation fails with CONTENT_DIFF on a column</w:t>
+            </w:r>
+          </w:p>
+        </w:tc>
+        <w:tc>
+          <w:tcPr>
+            <w:tcW w:type="dxa" w:w="4320"/>
+          </w:tcPr>
+          <w:p>
+            <w:r/>
+            <w:r>
+              <w:rPr>
+                <w:sz w:val="18"/>
+              </w:rPr>
+              <w:t>The validation report (in the task group's folder) names the column, the check and both values. Compare a few rows of that column in the source and in Aurora DSQL; a column type that rounds or truncates values is a common cause.</w:t>
+            </w:r>
+          </w:p>
+        </w:tc>
+      </w:tr>
+      <w:tr>
+        <w:tc>
+          <w:tcPr>
+            <w:tcW w:type="dxa" w:w="4320"/>
+          </w:tcPr>
+          <w:p>
+            <w:r/>
+            <w:r>
+              <w:rPr>
+                <w:sz w:val="18"/>
+              </w:rPr>
+              <w:t>The startup run ends at ResolveFailed, DriversFailed or PreflightFailed</w:t>
+            </w:r>
+          </w:p>
+        </w:tc>
+        <w:tc>
+          <w:tcPr>
+            <w:tcW w:type="dxa" w:w="4320"/>
+          </w:tcPr>
+          <w:p>
+            <w:r/>
+            <w:r>
+              <w:rPr>
+                <w:sz w:val="18"/>
+              </w:rPr>
+              <w:t>Nothing was started. The run's error message says what to fix (an AWS DMS task setting, a driver package, the settings file, the table manifest).</w:t>
             </w:r>
           </w:p>
         </w:tc>

--- a/docs/USAGE_GUIDE.docx
+++ b/docs/USAGE_GUIDE.docx
@@ -2250,6 +2250,12 @@
         <w:t>The CDC job maintains control tables in Aurora DSQL that report apply progress and any conditions requiring attention.</w:t>
       </w:r>
     </w:p>
+    <w:p>
+      <w:pPr/>
+      <w:r>
+        <w:t>Each AWS Glue CDC job has a fixed 7-day (10,080-minute) run limit, the AWS Glue maximum, so a continuous CDC run stops on its own after about seven days while AWS DMS keeps writing change files. Cut over within seven days where you can; if a CDC run ends with no error after about seven days, start the CDC job again (it resumes from where it left off). Monitor the CDC run so a stopped run does not go unnoticed.</w:t>
+      </w:r>
+    </w:p>
     <w:tbl>
       <w:tblPr>
         <w:tblStyle w:val="TableGrid"/>
@@ -2613,7 +2619,13 @@
           <w:b w:val="0"/>
           <w:i w:val="0"/>
         </w:rPr>
-        <w:t>When CDC has caught up, with all tables idle and source and target row counts in agreement, start the cutover state machine with the task's ARN. It stops the AWS DMS task, confirms that the latest CDC output has been applied, stops the CDC job, removes the CDC tracking column and deletes the task's AWS Glue jobs. Then repoint the application to Aurora DSQL. Other tasks are unaffected.</w:t>
+        <w:t>When CDC has caught up, with all tables idle and source and target row counts in agreement, stop writes to the source for this task's tables (for example, put the application in maintenance mode) and let AWS DMS deliver the last changes before you cut over: cutover stops AWS DMS first, so any source change made after that is not migrated. Then start the cutover state machine with the task's ARN. It stops the AWS DMS task, confirms that the latest CDC output has been applied, stops the CDC job, removes the CDC tracking column, and deletes the task's five AWS Glue jobs (discovery, load, load-big, validate, and CDC). Then repoint the application to Aurora DSQL. Other tasks are unaffected.</w:t>
+      </w:r>
+    </w:p>
+    <w:p>
+      <w:pPr/>
+      <w:r>
+        <w:t>Once the AWS DMS task is stopped, do not start the cutover again: its first step stops the AWS DMS task, which the AWS DMS API rejects for a task that is already stopped, so a re-run ends in a cutover failure within a couple of minutes without finishing. If a cutover fails after AWS DMS was stopped, finish the remaining steps by hand (stop the CDC run, drop the _cdc_file column on each table, delete the task's five AWS Glue jobs). If every step succeeds except deleting an AWS Glue job, the run ends at GlueJobsNotDeleted and names the job: the data is already cut over, so delete that job by hand (aws glue delete-job) rather than re-running the cutover.</w:t>
       </w:r>
     </w:p>
     <w:p>
@@ -2911,7 +2923,7 @@
           <w:b w:val="0"/>
           <w:i w:val="0"/>
         </w:rPr>
-        <w:t>To reload a task from the beginning, remove all prior state so that no earlier artifacts remain: the per-table Amazon S3 objects (including processed and failed objects), the load-status and validation-report files, and the table's rows in the control tables. Then recreate the target tables and run the pipeline again.</w:t>
+        <w:t>To reload a task from the beginning, remove all prior state so that no earlier artifacts remain: the per-table Amazon S3 objects (including processed and failed objects), the load-status and validation-report files, and the table's rows in the control tables. Then recreate the target tables. Reload the AWS DMS task itself as well: the startup workflow refuses a task that has already finished its full load, so re-running the pipeline against the original, completed task fails its pre-start check. Start the reload with an AWS DMS task that has not finished its full load (recreate the task, a new name gives it a new folder), then run the pipeline again.</w:t>
       </w:r>
     </w:p>
     <w:tbl>

--- a/docs/USAGE_GUIDE.docx
+++ b/docs/USAGE_GUIDE.docx
@@ -1204,7 +1204,7 @@
           <w:b w:val="0"/>
           <w:i w:val="0"/>
         </w:rPr>
-        <w:t>Create one startup and one cutover state machine, shared by every AWS DMS task, filling in the bucket and the function ARNs. Each run is started with one task's ARN and works in that task's own folder and AWS Glue jobs, so tasks run, fail, resume, and cut over independently. Optional fleet state machines start or cut over many tasks from one list (see docs/FLEET_LAUNCHER.md).</w:t>
+        <w:t>Create the shared startup and cutover state machines (one of each, used by every AWS DMS task) and the two fleet state machines (fleet-startup and fleet-cutover), filling in the bucket and the function ARNs. You launch a fleet to start or cut over tasks; it reads a list of tasks (fleet_tasks.csv) and runs the shared startup (or cutover) once per task, each in that task's own folder and AWS Glue jobs, so tasks run, fail, resume, and cut over independently (see docs/FLEET_LAUNCHER.md).</w:t>
       </w:r>
     </w:p>
     <w:p>
@@ -1221,7 +1221,7 @@
           <w:b w:val="0"/>
           <w:i w:val="0"/>
         </w:rPr>
-        <w:t>Start the startup state machine with the task's ARN:</w:t>
+        <w:t>Start every migration — one task or many — through the fleet-startup state machine. Put one row per DMS task in fleet_tasks.csv (task_arn, optional task_suffix, optional adopt_existing_folder), upload it to the bucket, and launch the fleet once with the bucket and the folder that holds the list: {"bucket": "&lt;pipeline bucket&gt;", "inputPrefix": "&lt;folder of fleet_tasks.csv&gt;"}. Preflight checks every task first and starts nothing if any row fails; otherwise it starts one startup execution per task (five at a time) with that task's ARN.</w:t>
       </w:r>
     </w:p>
     <w:tbl>
@@ -1312,7 +1312,7 @@
           <w:b w:val="0"/>
           <w:i w:val="0"/>
         </w:rPr>
-        <w:t>The state machine performs the following steps:</w:t>
+        <w:t>Each per-task startup the fleet starts performs the following steps:</w:t>
       </w:r>
     </w:p>
     <w:p>
@@ -2619,13 +2619,13 @@
           <w:b w:val="0"/>
           <w:i w:val="0"/>
         </w:rPr>
-        <w:t>When CDC has caught up, with all tables idle and source and target row counts in agreement, stop writes to the source for this task's tables (for example, put the application in maintenance mode) and let AWS DMS deliver the last changes before you cut over: cutover stops AWS DMS first, so any source change made after that is not migrated. Then start the cutover state machine with the task's ARN. It stops the AWS DMS task, confirms that the latest CDC output has been applied, stops the CDC job, removes the CDC tracking column, and deletes the task's five AWS Glue jobs (discovery, load, load-big, validate, and CDC). Then repoint the application to Aurora DSQL. Other tasks are unaffected.</w:t>
+        <w:t>Cut over through the fleet-cutover state machine, the same way as startup: one launch reads fleet_tasks.csv and runs the shared cutover once per task (a single task is a one-row list). Before you launch it, for every table of every task in the list: when CDC has caught up, with all tables idle and source and target row counts in agreement, stop writes to the source for that task's tables (for example, put the application in maintenance mode) and let AWS DMS deliver the last changes — each task's cutover stops AWS DMS first, so any source change made after that is not migrated. The fleet checks inputs, not readiness, and cutover is irreversible per task, so only list tasks whose CDC has caught up. Each per-task cutover stops the AWS DMS task, confirms that the latest CDC output has been applied, stops the CDC job, removes the CDC tracking column, and deletes the task's five AWS Glue jobs (discovery, load, load-big, validate, and CDC). Then repoint the application to Aurora DSQL. Other tasks are unaffected.</w:t>
       </w:r>
     </w:p>
     <w:p>
       <w:pPr/>
       <w:r>
-        <w:t>Once the AWS DMS task is stopped, do not start the cutover again: its first step stops the AWS DMS task, which the AWS DMS API rejects for a task that is already stopped, so a re-run ends in a cutover failure within a couple of minutes without finishing. If a cutover fails after AWS DMS was stopped, finish the remaining steps by hand (stop the CDC run, drop the _cdc_file column on each table, delete the task's five AWS Glue jobs). If every step succeeds except deleting an AWS Glue job, the run ends at GlueJobsNotDeleted and names the job: the data is already cut over, so delete that job by hand (aws glue delete-job) rather than re-running the cutover.</w:t>
+        <w:t>Once a task's AWS DMS task is stopped, do not cut that task over again: the first step stops the AWS DMS task, which the AWS DMS API rejects for a task that is already stopped, so a re-run ends in a cutover failure within a couple of minutes without finishing. Re-launching the fleet is safe — a task whose cutover is already running is skipped (already_running) — but a task that failed after AWS DMS was stopped must have its remaining steps finished by hand (stop the CDC run, drop the _cdc_file column on each table, delete the task's five AWS Glue jobs). If every step succeeds except deleting an AWS Glue job, the run ends at GlueJobsNotDeleted and names the job: the data is already cut over, so delete that job by hand (aws glue delete-job) rather than re-running that task's cutover.</w:t>
       </w:r>
     </w:p>
     <w:p>

--- a/docs/USAGE_GUIDE.docx
+++ b/docs/USAGE_GUIDE.docx
@@ -456,6 +456,20 @@
           <w:i w:val="0"/>
         </w:rPr>
         <w:t>The pipeline uses a single S3 bucket with a fixed folder layout. You choose the bucket name; each task's folder and AWS Glue job names come from its AWS DMS task name. The folder names are referenced by the templates and do not change.</w:t>
+      </w:r>
+    </w:p>
+    <w:p>
+      <w:pPr>
+        <w:pStyle w:val="Heading2"/>
+      </w:pPr>
+      <w:r>
+        <w:t>Configure settings with params.csv (recommended)</w:t>
+      </w:r>
+    </w:p>
+    <w:p>
+      <w:pPr/>
+      <w:r>
+        <w:t>Put every setup value in one params.csv file and let the pipeline build the shared settings from it, so nobody retypes an export block. Copy config/params.example.csv, set account_id, Region, project, and dsql_endpoint (plus any optional keys), and upload it to s3://&lt;bucket&gt;/config/params.csv next to fleet_tasks.csv. Then run tools/setup.sh s3://&lt;bucket&gt;/config/params.csv to create or update all six IAM roles, eight Lambda functions, four state machines, and config/pipeline.json in one idempotent pass (add --dry-run to preview the commands, or --with-drivers to stage the Glue driver packages). The fleet reads the same params.csv at startup and safely republishes config/pipeline.json from it only when no startup, cutover, or fleet run is in progress, backing up the previous settings first. The account_id, subnet_id, and security_group_id values are used only by setup and are never written into config/pipeline.json. The hand-edited setup steps below still work if you prefer them. Note: params.csv is offline-tested; the real-AWS test is pending, so run one small live fleet first.</w:t>
       </w:r>
     </w:p>
     <w:tbl>

--- a/docs/USAGE_GUIDE.docx
+++ b/docs/USAGE_GUIDE.docx
@@ -358,7 +358,7 @@
         <w:pStyle w:val="ListBullet"/>
       </w:pPr>
       <w:r>
-        <w:t>A table mapping that lowercases column names. Schema and table names can stay in any case: list each table in the task's table manifest as AWS DMS writes it (after any schema rename), and the pipeline finds its folder.</w:t>
+        <w:t>A table mapping that lowercases column names. Schema and table names can stay in any case; the pipeline reads the names AWS DMS writes (after any schema rename) and finds each table's folder.</w:t>
       </w:r>
     </w:p>
     <w:p>
@@ -374,7 +374,7 @@
         <w:pStyle w:val="ListBullet"/>
       </w:pPr>
       <w:r>
-        <w:t>One S3 bucket that holds the Glue scripts, job templates, driver packages, and each task's table manifest, and receives the AWS DMS output.</w:t>
+        <w:t>One S3 bucket that holds the Glue scripts, job templates, and driver packages, and receives the AWS DMS output.</w:t>
       </w:r>
     </w:p>
     <w:p>
@@ -689,7 +689,7 @@
           <w:b w:val="0"/>
           <w:i w:val="0"/>
         </w:rPr>
-        <w:t>Copy the Glue scripts, job templates, and driver packages into the bucket, and stage the per-task table manifest. The pipeline retrieves all runtime dependencies from Amazon S3 and does not download packages at run time.</w:t>
+        <w:t>Copy the Glue scripts, job templates, and driver packages into the bucket. The pipeline retrieves all runtime dependencies from Amazon S3 and does not download packages at run time. Each task's table list is built automatically from the AWS DMS task after its full load, so there is nothing else to stage.</w:t>
       </w:r>
     </w:p>
     <w:tbl>
@@ -1351,6 +1351,14 @@
       </w:pPr>
       <w:r>
         <w:t>Starts the AWS DMS task and waits for the full load and cached changes to complete.</w:t>
+      </w:r>
+    </w:p>
+    <w:p>
+      <w:pPr>
+        <w:pStyle w:val="ListNumber"/>
+      </w:pPr>
+      <w:r>
+        <w:t>Builds the task's table list from the AWS DMS task (table statistics plus the task's table-mapping transformations) and writes it to the task's folder. This runs after the full load and before any AWS Glue job; it stops the run if a table did not load, a mapping transformation cannot be reproduced, or more than nine target schemas result.</w:t>
       </w:r>
     </w:p>
     <w:p>

--- a/docs/USAGE_GUIDE.docx
+++ b/docs/USAGE_GUIDE.docx
@@ -469,7 +469,7 @@
     <w:p>
       <w:pPr/>
       <w:r>
-        <w:t>Put every setup value in one params.csv file and let the pipeline build the shared settings from it, so nobody retypes an export block. Copy config/params.example.csv, set account_id, Region, project, and dsql_endpoint (plus any optional keys), and upload it to s3://&lt;bucket&gt;/config/params.csv next to fleet_tasks.csv. Then run tools/setup.sh s3://&lt;bucket&gt;/config/params.csv to create or update all six IAM roles, eight Lambda functions, four state machines, and config/pipeline.json in one idempotent pass (add --dry-run to preview the commands, or --with-drivers to stage the Glue driver packages). The fleet reads the same params.csv at startup and safely republishes config/pipeline.json from it only when no startup, cutover, or fleet run is in progress, backing up the previous settings first. The account_id, subnet_id, and security_group_id values are used only by setup and are never written into config/pipeline.json. The hand-edited setup steps below still work if you prefer them. Note: params.csv is offline-tested; the real-AWS test is pending, so run one small live fleet first.</w:t>
+        <w:t>Put every setup value in one params.csv file and let the pipeline build the shared settings from it, so nobody retypes an export block. Copy config/params.example.csv, set account_id, Region, project, and dsql_endpoint (plus any optional keys), and upload it to s3://&lt;bucket&gt;/config/params.csv next to fleet_tasks.csv. Then run tools/setup.sh s3://&lt;bucket&gt;/config/params.csv to create or update all six IAM roles, eight Lambda functions, four state machines, and config/pipeline.json in one idempotent pass (add --dry-run to preview the commands, or --with-drivers to stage the Glue driver packages). The fleet reads the same params.csv at startup and safely republishes config/pipeline.json from it only when no startup, cutover, or fleet run is in progress, backing up the previous settings first. The account_id, subnet_id, and security_group_id values are used only by setup and are never written into config/pipeline.json. The hand-edited setup steps below still work if you prefer them.</w:t>
       </w:r>
     </w:p>
     <w:tbl>
@@ -3105,6 +3105,11 @@
     </w:p>
     <w:sectPr>
       <w:footerReference w:type="default" r:id="rId9"/>
+      <w:headerReference w:type="default" r:id="rId10"/>
+      <w:headerReference w:type="first" r:id="rId11"/>
+      <w:footerReference w:type="first" r:id="rId12"/>
+      <w:headerReference w:type="even" r:id="rId13"/>
+      <w:footerReference w:type="even" r:id="rId14"/>
       <w:pgSz w:w="12240" w:h="15840"/>
       <w:pgMar w:top="1440" w:right="1800" w:bottom="1440" w:left="1800" w:header="720" w:footer="720" w:gutter="0"/>
       <w:cols w:space="720"/>
@@ -3130,6 +3135,56 @@
     </w:r>
   </w:p>
 </w:ftr>
+</file>
+
+<file path=word/footer2.xml><?xml version="1.0" encoding="utf-8"?>
+<w:ftr xmlns:m="http://schemas.openxmlformats.org/officeDocument/2006/math" xmlns:mc="http://schemas.openxmlformats.org/markup-compatibility/2006" xmlns:mo="http://schemas.microsoft.com/office/mac/office/2008/main" xmlns:mv="urn:schemas-microsoft-com:mac:vml" xmlns:o="urn:schemas-microsoft-com:office:office" xmlns:r="http://schemas.openxmlformats.org/officeDocument/2006/relationships" xmlns:v="urn:schemas-microsoft-com:vml" xmlns:w10="urn:schemas-microsoft-com:office:word" xmlns:w14="http://schemas.microsoft.com/office/word/2010/wordml" xmlns:w="http://schemas.openxmlformats.org/wordprocessingml/2006/main" xmlns:wne="http://schemas.microsoft.com/office/word/2006/wordml" xmlns:wp14="http://schemas.microsoft.com/office/word/2010/wordprocessingDrawing" xmlns:wp="http://schemas.openxmlformats.org/drawingml/2006/wordprocessingDrawing" xmlns:wpc="http://schemas.microsoft.com/office/word/2010/wordprocessingCanvas" xmlns:wpg="http://schemas.microsoft.com/office/word/2010/wordprocessingGroup" xmlns:wpi="http://schemas.microsoft.com/office/word/2010/wordprocessingInk" xmlns:wps="http://schemas.microsoft.com/office/word/2010/wordprocessingShape" mc:Ignorable="w14 wp14">
+  <w:p>
+    <w:pPr>
+      <w:pStyle w:val="Footer"/>
+    </w:pPr>
+  </w:p>
+</w:ftr>
+</file>
+
+<file path=word/footer3.xml><?xml version="1.0" encoding="utf-8"?>
+<w:ftr xmlns:m="http://schemas.openxmlformats.org/officeDocument/2006/math" xmlns:mc="http://schemas.openxmlformats.org/markup-compatibility/2006" xmlns:mo="http://schemas.microsoft.com/office/mac/office/2008/main" xmlns:mv="urn:schemas-microsoft-com:mac:vml" xmlns:o="urn:schemas-microsoft-com:office:office" xmlns:r="http://schemas.openxmlformats.org/officeDocument/2006/relationships" xmlns:v="urn:schemas-microsoft-com:vml" xmlns:w10="urn:schemas-microsoft-com:office:word" xmlns:w14="http://schemas.microsoft.com/office/word/2010/wordml" xmlns:w="http://schemas.openxmlformats.org/wordprocessingml/2006/main" xmlns:wne="http://schemas.microsoft.com/office/word/2006/wordml" xmlns:wp14="http://schemas.microsoft.com/office/word/2010/wordprocessingDrawing" xmlns:wp="http://schemas.openxmlformats.org/drawingml/2006/wordprocessingDrawing" xmlns:wpc="http://schemas.microsoft.com/office/word/2010/wordprocessingCanvas" xmlns:wpg="http://schemas.microsoft.com/office/word/2010/wordprocessingGroup" xmlns:wpi="http://schemas.microsoft.com/office/word/2010/wordprocessingInk" xmlns:wps="http://schemas.microsoft.com/office/word/2010/wordprocessingShape" mc:Ignorable="w14 wp14">
+  <w:p>
+    <w:pPr>
+      <w:pStyle w:val="Footer"/>
+    </w:pPr>
+  </w:p>
+</w:ftr>
+</file>
+
+<file path=word/header1.xml><?xml version="1.0" encoding="utf-8"?>
+<w:hdr xmlns:m="http://schemas.openxmlformats.org/officeDocument/2006/math" xmlns:mc="http://schemas.openxmlformats.org/markup-compatibility/2006" xmlns:mo="http://schemas.microsoft.com/office/mac/office/2008/main" xmlns:mv="urn:schemas-microsoft-com:mac:vml" xmlns:o="urn:schemas-microsoft-com:office:office" xmlns:r="http://schemas.openxmlformats.org/officeDocument/2006/relationships" xmlns:v="urn:schemas-microsoft-com:vml" xmlns:w10="urn:schemas-microsoft-com:office:word" xmlns:w14="http://schemas.microsoft.com/office/word/2010/wordml" xmlns:w="http://schemas.openxmlformats.org/wordprocessingml/2006/main" xmlns:wne="http://schemas.microsoft.com/office/word/2006/wordml" xmlns:wp14="http://schemas.microsoft.com/office/word/2010/wordprocessingDrawing" xmlns:wp="http://schemas.openxmlformats.org/drawingml/2006/wordprocessingDrawing" xmlns:wpc="http://schemas.microsoft.com/office/word/2010/wordprocessingCanvas" xmlns:wpg="http://schemas.microsoft.com/office/word/2010/wordprocessingGroup" xmlns:wpi="http://schemas.microsoft.com/office/word/2010/wordprocessingInk" xmlns:wps="http://schemas.microsoft.com/office/word/2010/wordprocessingShape" mc:Ignorable="w14 wp14">
+  <w:p>
+    <w:pPr>
+      <w:pStyle w:val="Header"/>
+    </w:pPr>
+  </w:p>
+</w:hdr>
+</file>
+
+<file path=word/header2.xml><?xml version="1.0" encoding="utf-8"?>
+<w:hdr xmlns:m="http://schemas.openxmlformats.org/officeDocument/2006/math" xmlns:mc="http://schemas.openxmlformats.org/markup-compatibility/2006" xmlns:mo="http://schemas.microsoft.com/office/mac/office/2008/main" xmlns:mv="urn:schemas-microsoft-com:mac:vml" xmlns:o="urn:schemas-microsoft-com:office:office" xmlns:r="http://schemas.openxmlformats.org/officeDocument/2006/relationships" xmlns:v="urn:schemas-microsoft-com:vml" xmlns:w10="urn:schemas-microsoft-com:office:word" xmlns:w14="http://schemas.microsoft.com/office/word/2010/wordml" xmlns:w="http://schemas.openxmlformats.org/wordprocessingml/2006/main" xmlns:wne="http://schemas.microsoft.com/office/word/2006/wordml" xmlns:wp14="http://schemas.microsoft.com/office/word/2010/wordprocessingDrawing" xmlns:wp="http://schemas.openxmlformats.org/drawingml/2006/wordprocessingDrawing" xmlns:wpc="http://schemas.microsoft.com/office/word/2010/wordprocessingCanvas" xmlns:wpg="http://schemas.microsoft.com/office/word/2010/wordprocessingGroup" xmlns:wpi="http://schemas.microsoft.com/office/word/2010/wordprocessingInk" xmlns:wps="http://schemas.microsoft.com/office/word/2010/wordprocessingShape" mc:Ignorable="w14 wp14">
+  <w:p>
+    <w:pPr>
+      <w:pStyle w:val="Header"/>
+    </w:pPr>
+  </w:p>
+</w:hdr>
+</file>
+
+<file path=word/header3.xml><?xml version="1.0" encoding="utf-8"?>
+<w:hdr xmlns:m="http://schemas.openxmlformats.org/officeDocument/2006/math" xmlns:mc="http://schemas.openxmlformats.org/markup-compatibility/2006" xmlns:mo="http://schemas.microsoft.com/office/mac/office/2008/main" xmlns:mv="urn:schemas-microsoft-com:mac:vml" xmlns:o="urn:schemas-microsoft-com:office:office" xmlns:r="http://schemas.openxmlformats.org/officeDocument/2006/relationships" xmlns:v="urn:schemas-microsoft-com:vml" xmlns:w10="urn:schemas-microsoft-com:office:word" xmlns:w14="http://schemas.microsoft.com/office/word/2010/wordml" xmlns:w="http://schemas.openxmlformats.org/wordprocessingml/2006/main" xmlns:wne="http://schemas.microsoft.com/office/word/2006/wordml" xmlns:wp14="http://schemas.microsoft.com/office/word/2010/wordprocessingDrawing" xmlns:wp="http://schemas.openxmlformats.org/drawingml/2006/wordprocessingDrawing" xmlns:wpc="http://schemas.microsoft.com/office/word/2010/wordprocessingCanvas" xmlns:wpg="http://schemas.microsoft.com/office/word/2010/wordprocessingGroup" xmlns:wpi="http://schemas.microsoft.com/office/word/2010/wordprocessingInk" xmlns:wps="http://schemas.microsoft.com/office/word/2010/wordprocessingShape" mc:Ignorable="w14 wp14">
+  <w:p>
+    <w:pPr>
+      <w:pStyle w:val="Header"/>
+    </w:pPr>
+  </w:p>
+</w:hdr>
 </file>
 
 <file path=word/numbering.xml><?xml version="1.0" encoding="utf-8"?>

--- a/docs/USAGE_GUIDE.docx
+++ b/docs/USAGE_GUIDE.docx
@@ -469,7 +469,7 @@
     <w:p>
       <w:pPr/>
       <w:r>
-        <w:t>Put every setup value in one params.csv file and let the pipeline build the shared settings from it, so nobody retypes an export block. Copy config/params.example.csv, set account_id, Region, project, and dsql_endpoint (plus any optional keys), and upload it to s3://&lt;bucket&gt;/config/params.csv next to fleet_tasks.csv. Then run tools/setup.sh s3://&lt;bucket&gt;/config/params.csv to create or update all six IAM roles, eight Lambda functions, four state machines, and config/pipeline.json in one idempotent pass (add --dry-run to preview the commands, or --with-drivers to stage the Glue driver packages). The fleet reads the same params.csv at startup and safely republishes config/pipeline.json from it only when no startup, cutover, or fleet run is in progress, backing up the previous settings first. The account_id, subnet_id, and security_group_id values are used only by setup and are never written into config/pipeline.json. The hand-edited setup steps below still work if you prefer them.</w:t>
+        <w:t>Put every setup value in one params.csv file and let the pipeline build the shared settings from it, so nobody retypes settings by hand. Copy config/params.example.csv, set account_id, Region, project, and dsql_endpoint (plus any optional keys), and upload it to s3://&lt;bucket&gt;/config/params.csv next to fleet_tasks.csv. Then run tools/setup.sh s3://&lt;bucket&gt;/config/params.csv to create or update all six IAM roles, eight Lambda functions, four state machines, and config/pipeline.json in one idempotent pass (add --dry-run to preview the commands, or --with-drivers to stage the Glue driver packages). The fleet reads the same params.csv at startup and safely republishes config/pipeline.json from it only when no startup, cutover, or fleet run is in progress, backing up the previous settings first. The account_id, subnet_id, and security_group_id values are used only by setup and are never written into config/pipeline.json.</w:t>
       </w:r>
     </w:p>
     <w:tbl>

--- a/docs/USAGE_GUIDE.docx
+++ b/docs/USAGE_GUIDE.docx
@@ -326,7 +326,7 @@
         <w:pStyle w:val="ListBullet"/>
       </w:pPr>
       <w:r>
-        <w:t>A single-column primary key on each table where possible. Tables with a multi-column primary key are not applied by the CDC job; they need a separate CDC process (see the Considerations and Limitations guide).</w:t>
+        <w:t>A single-column primary key on each table where possible. Tables with a multi-column (composite) primary key are applied by a separate composite CDC job that the pipeline creates and starts automatically after discovery when the task has any such table (see the Considerations and Limitations guide).</w:t>
       </w:r>
     </w:p>
     <w:p>
@@ -1235,7 +1235,7 @@
           <w:b w:val="0"/>
           <w:i w:val="0"/>
         </w:rPr>
-        <w:t>Start every migration — one task or many — through the fleet-startup state machine. Put one row per DMS task in fleet_tasks.csv (task_arn, optional task_suffix, optional adopt_existing_folder), upload it to the bucket, and launch the fleet once with the bucket and the folder that holds the list: {"bucket": "&lt;pipeline bucket&gt;", "inputPrefix": "&lt;folder of fleet_tasks.csv&gt;"}. Preflight checks every task first and starts nothing if any row fails; otherwise it starts one startup execution per task (five at a time) with that task's ARN.</w:t>
+        <w:t>Start every migration — one task or many — through the fleet-startup state machine. Put one row per DMS task in fleet_tasks.csv (task_arn, optional task_suffix, optional adopt_existing_folder), upload it to s3://&lt;bucket&gt;/config/, and launch the fleet once with just the bucket: {"bucket": "&lt;pipeline bucket&gt;"}. Operator files are always read from the fixed folder s3://&lt;bucket&gt;/config/ (fleet_tasks.csv, params.csv, pipeline.json). Preflight checks every task first and starts nothing if any row fails; otherwise it starts one startup execution per task (five at a time) with that task's ARN.</w:t>
       </w:r>
     </w:p>
     <w:tbl>

--- a/docs/USAGE_GUIDE.docx
+++ b/docs/USAGE_GUIDE.docx
@@ -469,7 +469,7 @@
     <w:p>
       <w:pPr/>
       <w:r>
-        <w:t>Put every setup value in one params.csv file and let the pipeline build the shared settings from it, so nobody retypes settings by hand. Copy config/params.example.csv, set account_id, Region, project, and dsql_endpoint (plus any optional keys), and upload it to s3://&lt;bucket&gt;/config/params.csv next to fleet_tasks.csv. Then run tools/setup.sh s3://&lt;bucket&gt;/config/params.csv to create or update all six IAM roles, eight Lambda functions, four state machines, and config/pipeline.json in one idempotent pass (add --dry-run to preview the commands, or --with-drivers to stage the Glue driver packages). The fleet reads the same params.csv at startup and safely republishes config/pipeline.json from it only when no startup, cutover, or fleet run is in progress, backing up the previous settings first. The account_id, subnet_id, and security_group_id values are used only by setup and are never written into config/pipeline.json.</w:t>
+        <w:t>Put every setup value in one params.csv file and let the pipeline build the shared settings from it, so nobody retypes settings by hand. Copy config/params.example.csv, set account_id, Region, project, and dsql_endpoint (plus any optional keys), and upload it to s3://&lt;bucket&gt;/config/params.csv next to fleet_tasks.csv. Then run tools/setup.sh s3://&lt;bucket&gt;/config/params.csv to create or update all three IAM roles, eight Lambda functions, four state machines, and config/pipeline.json in one idempotent pass (add --dry-run to preview the commands, or --with-drivers to stage the Glue driver packages). The fleet reads the same params.csv at startup and safely republishes config/pipeline.json from it only when no startup, cutover, or fleet run is in progress, backing up the previous settings first. The account_id, subnet_id, and security_group_id values are used only by setup and are never written into config/pipeline.json.</w:t>
       </w:r>
     </w:p>
     <w:tbl>
@@ -2628,6 +2628,11 @@
       </w:r>
     </w:p>
     <w:p>
+      <w:r>
+        <w:t>Change-data-capture validation is on by default: each CDC job re-reads a sample of every committed file's rows by key and records lasting mismatches in a control table, and cutover stops if any are unresolved (clear each reviewed row by setting resolved to true, never by deleting it, then re-run cutover). An empty source table passes when the target is also empty. Very large tables are validated in per-key-range queries, each in its own short transaction under the Aurora DSQL time limit; a range that is still too large is split smaller and retried, and composite-key tables are split on their first key column, so a table of any size can be validated.</w:t>
+      </w:r>
+    </w:p>
+    <w:p>
       <w:pPr>
         <w:pStyle w:val="Heading1"/>
       </w:pPr>

--- a/docs/USAGE_GUIDE.docx
+++ b/docs/USAGE_GUIDE.docx
@@ -326,7 +326,7 @@
         <w:pStyle w:val="ListBullet"/>
       </w:pPr>
       <w:r>
-        <w:t>A single-column primary key on each table where possible. Tables with a multi-column (composite) primary key are applied by a separate composite CDC job that the pipeline creates and starts automatically after discovery when the task has any such table (see the Considerations and Limitations guide).</w:t>
+        <w:t>A single-column primary key on each table where possible. After discovery, each table is assigned one CDC owner: a multi-column (composite) primary-key table gets its own per-table composite (ck) fork with dedicated load, validate and CDC jobs; a big single- or no-primary-key table gets its own big (bg) CDC job; the main CDC job applies the rest. The pipeline creates and starts these fork jobs automatically after discovery and records each table's owner in the per-task job registry, so every table is applied by exactly one job (see the Considerations and Limitations guide).</w:t>
       </w:r>
     </w:p>
     <w:p>

--- a/docs/USAGE_GUIDE.docx
+++ b/docs/USAGE_GUIDE.docx
@@ -879,7 +879,7 @@
           <w:b w:val="0"/>
           <w:i w:val="0"/>
         </w:rPr>
-        <w:t>Fill in your account, Region, bucket, Aurora DSQL cluster and project values in the policy documents first, then create the AWS Glue, AWS Lambda, and AWS Step Functions execution roles from them.</w:t>
+        <w:t>Fill in your account, Region, bucket, Aurora DSQL cluster and project values in the policy documents first, then create the AWS Glue, AWS Lambda, and AWS Step Functions execution roles from them. If your IAM team already created these roles and you cannot create roles yourself, set manage_iam to false and provide the existing role ARNs (glue_role_arn, lambda_role_arn, and sfn_role_arn); setup then uses those roles and makes no IAM changes.</w:t>
       </w:r>
     </w:p>
     <w:p>
